--- a/courts/tenth-circuit/oklahoma/federal/district/complaint/usage/OUTPUT-complaint.docx
+++ b/courts/tenth-circuit/oklahoma/federal/district/complaint/usage/OUTPUT-complaint.docx
@@ -506,27 +506,7 @@
         <w:tab/>
       </w:r>
       <w:r>
-        <w:t xml:space="preserve">The Public Disclosure Provision is designed to be “available to any member of the public” and to “ensure that election officials are fulfilling their list maintenance duties.” Bellitto v. Snipes, No. 16-cv-61474, 2018 U.S. Dist. LEXIS 103617, at</w:t>
-      </w:r>
-      <w:r>
-        <w:t xml:space="preserve"> </w:t>
-      </w:r>
-      <w:r>
-        <w:rPr>
-          <w:i/>
-          <w:iCs/>
-        </w:rPr>
-        <w:t xml:space="preserve">12 (S.D. Fla. Mar. 30, 2018). The Public Disclosure Provision “convey[s] Congress’s intention that the public should be monitoring the state of the voter rolls and the adequacy of election officials’ list maintenance programs. Accordingly, election officials must provide full public access to all records related to their list maintenance activities, including their voter rolls.” Id. at</w:t>
-      </w:r>
-      <w:r>
-        <w:rPr>
-          <w:i/>
-          <w:iCs/>
-        </w:rPr>
-        <w:t xml:space="preserve"> </w:t>
-      </w:r>
-      <w:r>
-        <w:t xml:space="preserve">12-13; Project Vote/Voting for Am., Inc., 682 F.3d at 339 (“It is selfevident [sic] that disclosure will assist the identification of both error and fraud in the preparation and maintenance of voter rolls.”).</w:t>
+        <w:t xml:space="preserve">The Public Disclosure Provision is designed to be “available to any member of the public” and to “ensure that election officials are fulfilling their list maintenance duties.” Bellitto v. Snipes, No. 16-cv-61474, 2018 U.S. Dist. LEXIS 103617, at *12 (S.D. Fla. Mar. 30, 2018). The Public Disclosure Provision “convey[s] Congress’s intention that the public should be monitoring the state of the voter rolls and the adequacy of election officials’ list maintenance programs. Accordingly, election officials must provide full public access to all records related to their list maintenance activities, including their voter rolls.” Id. at *12-13; Project Vote/Voting for Am., Inc., 682 F.3d at 339 (“It is selfevident [sic] that disclosure will assist the identification of both error and fraud in the preparation and maintenance of voter rolls.”).</w:t>
       </w:r>
     </w:p>
     <w:p>
@@ -1267,7 +1247,7 @@
   <w:docDefaults>
     <w:rPrDefault>
       <w:rPr>
-        <w:rFonts w:ascii="EB Garamond" w:hAnsi="EB Garamond" w:eastAsia="EB Garamond" w:cs="EB Garamond"/>
+        <w:rFonts w:ascii="Times New Roman" w:hAnsi="Times New Roman" w:eastAsia="Times New Roman" w:cs="Times New Roman"/>
         <w:color w:val="000000"/>
         <w:sz w:val="26"/>
         <w:szCs w:val="26"/>
@@ -1290,7 +1270,7 @@
       <w:jc w:val="left"/>
     </w:pPr>
     <w:rPr>
-      <w:rFonts w:ascii="EB Garamond" w:hAnsi="EB Garamond" w:cs="EB Garamond"/>
+      <w:rFonts w:ascii="Times New Roman" w:hAnsi="Times New Roman" w:cs="Times New Roman"/>
       <w:sz w:val="26"/>
       <w:szCs w:val="26"/>
     </w:rPr>
@@ -1533,7 +1513,7 @@
     <w:name w:val="Verbatim Char"/>
     <w:basedOn w:val="DefaultParagraphFont"/>
     <w:rPr>
-      <w:rFonts w:ascii="EB Garamond" w:hAnsi="EB Garamond"/>
+      <w:rFonts w:ascii="Times New Roman" w:hAnsi="Times New Roman"/>
     </w:rPr>
   </w:style>
   <w:style w:type="table" w:styleId="Table">

--- a/courts/tenth-circuit/oklahoma/federal/district/complaint/usage/OUTPUT-complaint.docx
+++ b/courts/tenth-circuit/oklahoma/federal/district/complaint/usage/OUTPUT-complaint.docx
@@ -1080,8 +1080,7 @@
     <w:sectPr>
       <w:footerReference w:type="default" r:id="rIdFtr1"/>
       <w:footnotePr>
-        <w:numRestart w:val="eachSect"/>
-      </w:footnotePr>
+          </w:footnotePr>
       <w:pgSz w:w="12240" w:h="15840"/>
       <w:pgMar w:top="1440" w:right="1440" w:bottom="1440" w:left="1440" w:header="720" w:footer="720" w:gutter="0"/>
       <w:cols w:space="720"/>
